--- a/RafickJ_Resume_En.docx
+++ b/RafickJ_Resume_En.docx
@@ -13,8 +13,19 @@
           <w:sz w:val="36"/>
           <w:szCs w:val="36"/>
         </w:rPr>
-        <w:t>Rafick Jungul</w:t>
-      </w:r>
+        <w:t xml:space="preserve">Rafick </w:t>
+      </w:r>
+      <w:proofErr w:type="spellStart"/>
+      <w:r>
+        <w:rPr>
+          <w:b/>
+          <w:bCs/>
+          <w:sz w:val="36"/>
+          <w:szCs w:val="36"/>
+        </w:rPr>
+        <w:t>Jungul</w:t>
+      </w:r>
+      <w:proofErr w:type="spellEnd"/>
       <w:r>
         <w:rPr>
           <w:b/>
@@ -294,6 +305,7 @@
         <w:t xml:space="preserve"> </w:t>
       </w:r>
       <w:hyperlink r:id="rId16" w:history="1">
+        <w:proofErr w:type="spellStart"/>
         <w:r>
           <w:rPr>
             <w:b/>
@@ -304,6 +316,7 @@
           </w:rPr>
           <w:t>Linkedin</w:t>
         </w:r>
+        <w:proofErr w:type="spellEnd"/>
       </w:hyperlink>
       <w:r>
         <w:rPr>
@@ -353,6 +366,7 @@
         <w:t xml:space="preserve"> </w:t>
       </w:r>
       <w:hyperlink r:id="rId17" w:history="1">
+        <w:proofErr w:type="spellStart"/>
         <w:r>
           <w:rPr>
             <w:b/>
@@ -363,6 +377,7 @@
           </w:rPr>
           <w:t>Github</w:t>
         </w:r>
+        <w:proofErr w:type="spellEnd"/>
       </w:hyperlink>
     </w:p>
     <w:p>
@@ -469,7 +484,10 @@
     </w:p>
     <w:p>
       <w:r>
-        <w:t>Personal qualities: resourcefulness, logic, analytical thinking, autonomy, maturity, organizational skills, teamwork, versatility, strong communication abilities, and openness to feedback.</w:t>
+        <w:t>Transferable skills</w:t>
+      </w:r>
+      <w:r>
+        <w:t>: resourcefulness, logic, analytical thinking, autonomy, maturity, organizational skills, teamwork, versatility, strong communication abilities, and openness to feedback.</w:t>
       </w:r>
     </w:p>
     <w:p>
@@ -628,7 +646,15 @@
         </w:numPr>
       </w:pPr>
       <w:r>
-        <w:t>Performed performance testing of the D365 CRM using Stresstimulus.</w:t>
+        <w:t xml:space="preserve">Performed performance testing of the D365 CRM using </w:t>
+      </w:r>
+      <w:proofErr w:type="spellStart"/>
+      <w:r>
+        <w:t>Stresstimulus</w:t>
+      </w:r>
+      <w:proofErr w:type="spellEnd"/>
+      <w:r>
+        <w:t>.</w:t>
       </w:r>
     </w:p>
     <w:p>
@@ -652,7 +678,15 @@
         </w:numPr>
       </w:pPr>
       <w:r>
-        <w:t>Documentation and data analysis using PowerBI.</w:t>
+        <w:t xml:space="preserve">Documentation and data analysis using </w:t>
+      </w:r>
+      <w:proofErr w:type="spellStart"/>
+      <w:r>
+        <w:t>PowerBI</w:t>
+      </w:r>
+      <w:proofErr w:type="spellEnd"/>
+      <w:r>
+        <w:t>.</w:t>
       </w:r>
     </w:p>
     <w:p>
@@ -667,7 +701,23 @@
         <w:t xml:space="preserve"> .Net,</w:t>
       </w:r>
       <w:r>
-        <w:t xml:space="preserve"> Javascript, Typescript, VBA, PowerBI, D365, </w:t>
+        <w:t xml:space="preserve"> </w:t>
+      </w:r>
+      <w:proofErr w:type="spellStart"/>
+      <w:r>
+        <w:t>Javascript</w:t>
+      </w:r>
+      <w:proofErr w:type="spellEnd"/>
+      <w:r>
+        <w:t xml:space="preserve">, Typescript, VBA, </w:t>
+      </w:r>
+      <w:proofErr w:type="spellStart"/>
+      <w:r>
+        <w:t>PowerBI</w:t>
+      </w:r>
+      <w:proofErr w:type="spellEnd"/>
+      <w:r>
+        <w:t xml:space="preserve">, D365, </w:t>
       </w:r>
       <w:r>
         <w:t>Unit testing</w:t>
@@ -1031,8 +1081,17 @@
           <w:b/>
           <w:bCs/>
         </w:rPr>
-        <w:t>Tests logiciels</w:t>
-      </w:r>
+        <w:t xml:space="preserve">Tests </w:t>
+      </w:r>
+      <w:proofErr w:type="spellStart"/>
+      <w:r>
+        <w:rPr>
+          <w:b/>
+          <w:bCs/>
+        </w:rPr>
+        <w:t>logiciels</w:t>
+      </w:r>
+      <w:proofErr w:type="spellEnd"/>
       <w:r>
         <w:t xml:space="preserve"> (</w:t>
       </w:r>
@@ -2066,14 +2125,14 @@
         <v:path o:extrusionok="f" gradientshapeok="t" o:connecttype="rect"/>
         <o:lock v:ext="edit" aspectratio="t"/>
       </v:shapetype>
-      <v:shape id="_x0000_i1032" type="#_x0000_t75" alt="Email with solid fill" style="width:12.6pt;height:12.6pt;visibility:visible" o:gfxdata="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" o:bullet="t">
+      <v:shape id="_x0000_i1034" type="#_x0000_t75" alt="Email with solid fill" style="width:12.6pt;height:12.6pt;visibility:visible" o:gfxdata="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" o:bullet="t">
         <v:imagedata r:id="rId1" o:title=""/>
       </v:shape>
     </w:pict>
   </w:numPicBullet>
   <w:numPicBullet w:numPicBulletId="1">
     <w:pict>
-      <v:shape id="_x0000_i1033" type="#_x0000_t75" alt="Envelope with solid fill" style="width:9.6pt;height:7.8pt;visibility:visible" o:gfxdata="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" o:bullet="t">
+      <v:shape id="_x0000_i1035" type="#_x0000_t75" alt="Envelope with solid fill" style="width:9.6pt;height:7.8pt;visibility:visible" o:gfxdata="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" o:bullet="t">
         <v:imagedata r:id="rId2" o:title="" croptop="-8086f" cropbottom="-8511f" cropright="-341f"/>
       </v:shape>
     </w:pict>

--- a/RafickJ_Resume_En.docx
+++ b/RafickJ_Resume_En.docx
@@ -13,19 +13,8 @@
           <w:sz w:val="36"/>
           <w:szCs w:val="36"/>
         </w:rPr>
-        <w:t xml:space="preserve">Rafick </w:t>
-      </w:r>
-      <w:proofErr w:type="spellStart"/>
-      <w:r>
-        <w:rPr>
-          <w:b/>
-          <w:bCs/>
-          <w:sz w:val="36"/>
-          <w:szCs w:val="36"/>
-        </w:rPr>
-        <w:t>Jungul</w:t>
-      </w:r>
-      <w:proofErr w:type="spellEnd"/>
+        <w:t>Rafick Jungul</w:t>
+      </w:r>
       <w:r>
         <w:rPr>
           <w:b/>
@@ -305,7 +294,6 @@
         <w:t xml:space="preserve"> </w:t>
       </w:r>
       <w:hyperlink r:id="rId16" w:history="1">
-        <w:proofErr w:type="spellStart"/>
         <w:r>
           <w:rPr>
             <w:b/>
@@ -316,7 +304,6 @@
           </w:rPr>
           <w:t>Linkedin</w:t>
         </w:r>
-        <w:proofErr w:type="spellEnd"/>
       </w:hyperlink>
       <w:r>
         <w:rPr>
@@ -366,7 +353,6 @@
         <w:t xml:space="preserve"> </w:t>
       </w:r>
       <w:hyperlink r:id="rId17" w:history="1">
-        <w:proofErr w:type="spellStart"/>
         <w:r>
           <w:rPr>
             <w:b/>
@@ -377,7 +363,6 @@
           </w:rPr>
           <w:t>Github</w:t>
         </w:r>
-        <w:proofErr w:type="spellEnd"/>
       </w:hyperlink>
     </w:p>
     <w:p>
@@ -646,15 +631,7 @@
         </w:numPr>
       </w:pPr>
       <w:r>
-        <w:t xml:space="preserve">Performed performance testing of the D365 CRM using </w:t>
-      </w:r>
-      <w:proofErr w:type="spellStart"/>
-      <w:r>
-        <w:t>Stresstimulus</w:t>
-      </w:r>
-      <w:proofErr w:type="spellEnd"/>
-      <w:r>
-        <w:t>.</w:t>
+        <w:t>Performed performance testing of the D365 CRM using Stresstimulus.</w:t>
       </w:r>
     </w:p>
     <w:p>
@@ -678,15 +655,7 @@
         </w:numPr>
       </w:pPr>
       <w:r>
-        <w:t xml:space="preserve">Documentation and data analysis using </w:t>
-      </w:r>
-      <w:proofErr w:type="spellStart"/>
-      <w:r>
-        <w:t>PowerBI</w:t>
-      </w:r>
-      <w:proofErr w:type="spellEnd"/>
-      <w:r>
-        <w:t>.</w:t>
+        <w:t>Documentation and data analysis using PowerBI.</w:t>
       </w:r>
     </w:p>
     <w:p>
@@ -701,23 +670,13 @@
         <w:t xml:space="preserve"> .Net,</w:t>
       </w:r>
       <w:r>
-        <w:t xml:space="preserve"> </w:t>
-      </w:r>
-      <w:proofErr w:type="spellStart"/>
-      <w:r>
-        <w:t>Javascript</w:t>
-      </w:r>
-      <w:proofErr w:type="spellEnd"/>
-      <w:r>
-        <w:t xml:space="preserve">, Typescript, VBA, </w:t>
-      </w:r>
-      <w:proofErr w:type="spellStart"/>
-      <w:r>
-        <w:t>PowerBI</w:t>
-      </w:r>
-      <w:proofErr w:type="spellEnd"/>
-      <w:r>
-        <w:t xml:space="preserve">, D365, </w:t>
+        <w:t xml:space="preserve"> Javascript, </w:t>
+      </w:r>
+      <w:r>
+        <w:t>API</w:t>
+      </w:r>
+      <w:r>
+        <w:t xml:space="preserve">, VBA, PowerBI, D365, </w:t>
       </w:r>
       <w:r>
         <w:t>Unit testing</w:t>
@@ -1081,17 +1040,8 @@
           <w:b/>
           <w:bCs/>
         </w:rPr>
-        <w:t xml:space="preserve">Tests </w:t>
-      </w:r>
-      <w:proofErr w:type="spellStart"/>
-      <w:r>
-        <w:rPr>
-          <w:b/>
-          <w:bCs/>
-        </w:rPr>
-        <w:t>logiciels</w:t>
-      </w:r>
-      <w:proofErr w:type="spellEnd"/>
+        <w:t>Tests logiciels</w:t>
+      </w:r>
       <w:r>
         <w:t xml:space="preserve"> (</w:t>
       </w:r>
@@ -1683,13 +1633,25 @@
         <w:t>de</w:t>
       </w:r>
       <w:r>
-        <w:t xml:space="preserve"> Waterloo (Janv. 2025</w:t>
-      </w:r>
-      <w:r>
-        <w:t xml:space="preserve"> - </w:t>
-      </w:r>
-      <w:r>
-        <w:t>present</w:t>
+        <w:t xml:space="preserve"> Waterloo (Jan</w:t>
+      </w:r>
+      <w:r>
+        <w:t>.</w:t>
+      </w:r>
+      <w:r>
+        <w:t xml:space="preserve"> 2025</w:t>
+      </w:r>
+      <w:r>
+        <w:t xml:space="preserve"> </w:t>
+      </w:r>
+      <w:r>
+        <w:t>–</w:t>
+      </w:r>
+      <w:r>
+        <w:t xml:space="preserve"> </w:t>
+      </w:r>
+      <w:r>
+        <w:t>Dec. 2025</w:t>
       </w:r>
       <w:r>
         <w:t>)</w:t>
@@ -2125,14 +2087,14 @@
         <v:path o:extrusionok="f" gradientshapeok="t" o:connecttype="rect"/>
         <o:lock v:ext="edit" aspectratio="t"/>
       </v:shapetype>
-      <v:shape id="_x0000_i1034" type="#_x0000_t75" alt="Email with solid fill" style="width:12.6pt;height:12.6pt;visibility:visible" o:gfxdata="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" o:bullet="t">
+      <v:shape id="_x0000_i1025" type="#_x0000_t75" alt="Email with solid fill" style="width:12.6pt;height:12.6pt;visibility:visible" o:gfxdata="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" o:bullet="t">
         <v:imagedata r:id="rId1" o:title=""/>
       </v:shape>
     </w:pict>
   </w:numPicBullet>
   <w:numPicBullet w:numPicBulletId="1">
     <w:pict>
-      <v:shape id="_x0000_i1035" type="#_x0000_t75" alt="Envelope with solid fill" style="width:9.6pt;height:7.8pt;visibility:visible" o:gfxdata="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" o:bullet="t">
+      <v:shape id="_x0000_i1026" type="#_x0000_t75" alt="Envelope with solid fill" style="width:9.6pt;height:7.8pt;visibility:visible" o:gfxdata="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" o:bullet="t">
         <v:imagedata r:id="rId2" o:title="" croptop="-8086f" cropbottom="-8511f" cropright="-341f"/>
       </v:shape>
     </w:pict>
